--- a/docs/exposition/downloads/CTM_analysis_ru.docx
+++ b/docs/exposition/downloads/CTM_analysis_ru.docx
@@ -27,7 +27,7 @@
       <w:r>
         <w:t>Проект «Христианам третьего тысячелетия»</w:t>
         <w:br/>
-        <w:t>Иеродьякон Пантелеймон (Аджинджал)</w:t>
+        <w:t>иеродьякон Пантелеймон (Аджинджал)</w:t>
       </w:r>
     </w:p>
     <w:p>
@@ -338,14 +338,13 @@
       </w:hyperlink>
     </w:p>
     <w:p>
-      <w:r>
-        <w:br w:type="page"/>
-      </w:r>
+      <w:r/>
     </w:p>
     <w:p>
       <w:bookmarkStart w:id="0" w:name="section_0"/>
       <w:pPr>
         <w:pStyle w:val="Heading1"/>
+        <w:pageBreakBefore/>
       </w:pPr>
       <w:r>
         <w:t>Введение</w:t>
@@ -378,10 +377,7 @@
     </w:p>
     <w:p>
       <w:r>
-        <w:rPr>
-          <w:b w:val="0"/>
-        </w:rPr>
-        <w:t>Главное достижение проекта я вижу в соединении трёх вопросов, которые легко обсуждать порознь: из чего человек живёт, может ли он ответить сам и какие общественные условия делают такой ответ возможным. Главная трудность — в доказательстве переходов между этими вопросами. Невозможность абсолютного самооснования ещё требует отдельного перехода к личному Богу; структурная аналогия с Троицей требует проверки; сильная диагностика человеческой практики не является доказательством спасения.</w:t>
+        <w:t>Одно из существенных достижений проекта — соединение трёх вопросов, которые часто рассматриваются раздельно: из чего человек живёт, способен ли он стать автором собственного ответа и какие общественные условия делают такой ответ возможным. Главная трудность — в доказательстве переходов между этими вопросами. Невозможность абсолютного самооснования ещё требует отдельного перехода к личному Богу; структурная аналогия с Троицей требует проверки; сильная диагностика человеческой практики не является доказательством спасения.</w:t>
       </w:r>
     </w:p>
     <w:p>
@@ -526,10 +522,7 @@
     </w:p>
     <w:p>
       <w:r>
-        <w:rPr>
-          <w:b w:val="0"/>
-        </w:rPr>
-        <w:t>Это расширяет вопрос об истине, но не отменяет точности высказываний. Если факты неверны, готовность жить «по истине» может означать лишь последовательное следование заблуждению. Сильное прочтение ХТТ поэтому соединяет проверяемость суждений с экзистенциальной готовностью принять их последствия. В III томе такое соединение защищено требованием различать факт, интерпретацию, норму, проект и прогноз.</w:t>
+        <w:t>Это расширяет вопрос об истине, но не отменяет точности высказываний. Если факты неверны, готовность жить «по истине» может означать лишь последовательное следование заблуждению. В предлагаемой интерпретации ХТТ это предполагает соединение проверяемости суждений с экзистенциальной готовностью принять их последствия. В III томе такое соединение защищено требованием различать факт, интерпретацию, норму, проект и прогноз.</w:t>
       </w:r>
     </w:p>
     <w:p>
@@ -664,10 +657,7 @@
     </w:p>
     <w:p>
       <w:r>
-        <w:rPr>
-          <w:b w:val="0"/>
-        </w:rPr>
-        <w:t>Это различение необходимо и для понимания образа Божия. Возможность ответить не исчезает автоматически при ложном ответе; иначе ответственность за зло становилась бы непонятной. Нужно различать наличие способности, её действительную актуализацию и качество направления. При этом ряд формулировок I тома использует «субъектность» в более строгом, нормативно насыщенном смысле — как уже верное отношение к Реальности. Это существенное изменение акцента, к которому мы вернёмся в критической части. [III, §§11–13, 125; II, «Онтогенез субъектности», §15.]</w:t>
+        <w:t>Это различение необходимо и для понимания образа Божия. Возможность ответить не исчезает автоматически при ложном ответе; иначе ответственность за зло становилась бы непонятной. Нужно различать наличие способности, её действительную актуализацию и качество направления. При этом ряд формулировок I тома использует «субъектность» в более строгом, нормативно насыщенном смысле — как уже верное отношение к Реальности. Это существенное изменение акцента, которое рассматривается в критической части. [III, §§11–13, 125; II, «Онтогенез субъектности», §15.]</w:t>
       </w:r>
     </w:p>
     <w:p>
@@ -942,10 +932,7 @@
     </w:p>
     <w:p>
       <w:r>
-        <w:rPr>
-          <w:b w:val="0"/>
-        </w:rPr>
-        <w:t>Принятие себя в таком процессе не означает самодовольства. Человек принимает носителя своей истории, чтобы получить возможность её продолжить и изменить. Тождество возникает как непрерывность ответа: изменяясь, я могу признать прежний поступок своим, исправить его последствия и не списать прошлое на чужого человека, которым будто бы был раньше.</w:t>
+        <w:t>Принятие себя в таком процессе не означает самодовольства. Человек принимает носителя своей истории, чтобы получить возможность её продолжить и изменить. Тождество возникает как непрерывность ответа: изменяясь, человек может признать прежний поступок своим, исправить его последствия и не приписывать прошлое чужому человеку, которым он будто бы был раньше.</w:t>
       </w:r>
     </w:p>
     <w:p>
@@ -1210,10 +1197,7 @@
     </w:p>
     <w:p>
       <w:r>
-        <w:rPr>
-          <w:b w:val="0"/>
-        </w:rPr>
-        <w:t>Одна из самых содержательных формулировок II тома различает абсолютность Бога и абсолютную значимость личности для Бога. Человек конечен и тварен. Но его конечность не означает, что он заменим или может быть принесён в жертву безличной целостности как расходный материал.</w:t>
+        <w:t>Во II томе различаются абсолютность Бога и абсолютную значимость личности для Бога. Человек конечен и тварен. Но его конечность не означает, что он заменим или может быть принесён в жертву безличной целостности как расходный материал.</w:t>
       </w:r>
     </w:p>
     <w:p>
@@ -1226,10 +1210,7 @@
     </w:p>
     <w:p>
       <w:r>
-        <w:rPr>
-          <w:b w:val="0"/>
-        </w:rPr>
-        <w:t>Здесь ХТТ предлагает сильное богословское основание незаменимости. Но утверждение, что никакое иное философское основание незаменимости невозможно, было бы отдельным, более широким тезисом. Для него недостаточно показать силу христианского решения: нужно рассмотреть конкурирующие аргументы. [II, «Эсхатологическая субъектность», §§11–12.]</w:t>
+        <w:t>В рамках христианских предпосылок ХТТ предлагает здесь богословское обоснование незаменимости. Но утверждение, что никакое иное философское основание незаменимости невозможно, было бы отдельным, более широким тезисом. Для него недостаточно показать силу христианского решения: нужно рассмотреть конкурирующие аргументы. [II, «Эсхатологическая субъектность», §§11–12.]</w:t>
       </w:r>
     </w:p>
     <w:p>
@@ -1284,10 +1265,7 @@
     </w:p>
     <w:p>
       <w:r>
-        <w:rPr>
-          <w:b w:val="0"/>
-        </w:rPr>
-        <w:t>Крест занимает в ХТТ центральное место потому, что разделяет верность истине и гарантию собственного успеха. Если истинным считается только то, что сохраняет мою силу, престиж и безопасность, то последним основанием остаюсь я сам. Практика Креста означает возможность отказаться от этого условия.</w:t>
+        <w:t>Крест занимает в ХТТ центральное место потому, что разделяет верность истине и гарантию собственного успеха. Если человек считает истинным только то, что сохраняет его силу, престиж и безопасность, он продолжает считать самого себя последним основанием. Практика Креста означает возможность отказаться от этого условия.</w:t>
       </w:r>
     </w:p>
     <w:p>
@@ -1472,10 +1450,7 @@
     </w:p>
     <w:p>
       <w:r>
-        <w:rPr>
-          <w:b w:val="0"/>
-        </w:rPr>
-        <w:t>Онтологическая коммуникация начинается там, где другой может не только сообщить мне сведения, но и изменить основания моего понимания. Я признаю, что он существует не как персонаж моей картины мира. Его ответ может обнаружить то, чего моя карта не вмещает.</w:t>
+        <w:t>Онтологическая коммуникация начинается там, где встреча с другим способна не только дать человеку новые сведения, но и изменить основания его понимания. Для этого требуется признать самостоятельную реальность собеседника, не сводимую к его месту в собственной картине мира. Ответ другого может обнаружить то, чего эта карта не вмещает.</w:t>
       </w:r>
     </w:p>
     <w:p>
@@ -1552,10 +1527,7 @@
     </w:p>
     <w:p>
       <w:r>
-        <w:rPr>
-          <w:b w:val="0"/>
-        </w:rPr>
-        <w:t>В этом состоит наиболее радикальный экклезиологический вопрос ХТТ: производит ли церковная жизнь людей, способных отвечать Богу сами? Его радикальность не требует отрицать институт. Напротив, она требует от института показать собственную верность тому назначению, ради которого он существует.</w:t>
+        <w:t>Так можно сформулировать один из центральных экклезиологических вопросов ХТТ: производит ли церковная жизнь людей, способных отвечать Богу сами? Такая постановка вопроса не требует отрицать институт. Она требует от института показать собственную верность тому назначению, ради которого он существует.</w:t>
       </w:r>
     </w:p>
     <w:p>
@@ -2196,10 +2168,7 @@
     </w:p>
     <w:p>
       <w:r>
-        <w:rPr>
-          <w:b w:val="0"/>
-        </w:rPr>
-        <w:t>Сильнейшее возражение не состоит в отрицании всякой действительности. Оно звучит так: почему признание ошибочности карт не может сочетаться с ограниченными, пересматриваемыми критериями без единого максимального Основания? Ответ ХТТ обращается к регрессу критериев и опасности абсолютизации частного. Для завершения спора нужно показать, почему этот регресс требует именно личного основания и каким образом человеческое обращение к нему избегает превращения собственного образа Бога в очередную карту, защищённую от проверки.</w:t>
+        <w:t>Одно из существенных возражений не состоит в отрицании всякой действительности. Оно звучит так: почему признание ошибочности карт не может сочетаться с ограниченными, пересматриваемыми критериями без единого максимального Основания? Ответ ХТТ обращается к регрессу критериев и опасности абсолютизации частного. Для завершения спора нужно показать, почему этот регресс требует именно личного основания и каким образом человеческое обращение к нему избегает превращения собственного образа Бога в очередную карту, защищённую от проверки.</w:t>
       </w:r>
     </w:p>
     <w:p>
@@ -2576,10 +2545,7 @@
     </w:p>
     <w:p>
       <w:r>
-        <w:rPr>
-          <w:b w:val="0"/>
-        </w:rPr>
-        <w:t>Самая ёмкая реконструкция ХТТ такова: человек получает бытие, но призван ответить сам; собственный ответ требует различения Реальности и своей карты, принятия последствий и открытости коррекции; христианство раскрывает предельное основание этого ответа в Троичном Боге и его назначение — в вечном общении; исторические формы подлежат оценке по тому, делают ли они такой ответ возможным.</w:t>
+        <w:t>Центральный тезис ХТТ можно реконструировать следующим образом: человек получает бытие, но призван ответить сам; собственный ответ требует различения Реальности и своей карты, принятия последствий и открытости коррекции; христианство раскрывает предельное основание этого ответа в Троичном Боге и его назначение — в вечном общении; исторические формы подлежат оценке по тому, делают ли они такой ответ возможным.</w:t>
       </w:r>
     </w:p>
     <w:p>
@@ -3561,7 +3527,7 @@
         <w:rPr>
           <w:b w:val="0"/>
         </w:rPr>
-        <w:t xml:space="preserve"> Иеродьякон Пантелеймон (Аджинджал). «Христианам третьего тысячелетия. Размышления абхазского изгнанника». Полная русская редакция с «Опытом прикладной метафизики субъекта», богословским циклом и приложениями. В оглавлении этой редакции «Опыт…» начинается на с.5; «Исходная. Некогда изначальная» — на с.39; «О природе веры» — на с.50; «К метафизике личности» — на с.64; «Язык Бога» — на с.77; «Функционал Церкви» — на с.85; «К онтологии Логоса» — на с.99; «Вера как компетенция» — на с.119; «Церковь как инфраструктура формирования персональной эсхатологии» — на с.135. Внутри анализа предпочтение отдано названиям разделов, поскольку пагинация DOCX зависит от отображения.</w:t>
+        <w:t xml:space="preserve"> иеродьякон Пантелеймон (Аджинджал). «Христианам третьего тысячелетия. Размышления абхазского изгнанника». Полная русская редакция с «Опытом прикладной метафизики субъекта», богословским циклом и приложениями. В оглавлении этой редакции «Опыт…» начинается на с.5; «Исходная. Некогда изначальная» — на с.39; «О природе веры» — на с.50; «К метафизике личности» — на с.64; «Язык Бога» — на с.77; «Функционал Церкви» — на с.85; «К онтологии Логоса» — на с.99; «Вера как компетенция» — на с.119; «Церковь как инфраструктура формирования персональной эсхатологии» — на с.135. Внутри анализа предпочтение отдано названиям разделов, поскольку пагинация DOCX зависит от отображения.</w:t>
       </w:r>
     </w:p>
     <w:p>
@@ -3644,6 +3610,7 @@
       <w:bookmarkStart w:id="22" w:name="section_22"/>
       <w:pPr>
         <w:pStyle w:val="Heading1"/>
+        <w:pageBreakBefore w:val="0"/>
       </w:pPr>
       <w:r>
         <w:t>О характере переработки обзора</w:t>

--- a/docs/exposition/downloads/CTM_analysis_ru.docx
+++ b/docs/exposition/downloads/CTM_analysis_ru.docx
@@ -448,10 +448,7 @@
     </w:p>
     <w:p>
       <w:r>
-        <w:rPr>
-          <w:b w:val="0"/>
-        </w:rPr>
-        <w:t>Функциональный вопрос входит внутрь богословия. Он требует проследить связь между исповеданием и плодом церковной жизни. Человек может знать правильные формулы, но не уметь отличать истину от собственного страха. Может быть дисциплинированным прихожанином, но передавать духовному руководителю ответственность за всё происходящее. Может говорить об общении, но встречаться только с подтверждением собственной картины мира. Именно эти расхождения становятся предметом исследования.</w:t>
+        <w:t>Богословское рассмотрение Церкви включает вопрос о том, что церковная жизнь делает возможным для человека. Это требует проследить связь между исповеданием веры и плодами церковной жизни. Человек может знать правильные формулы, но не уметь отличать истину от собственного страха. Может быть дисциплинированным прихожанином, но передавать духовному руководителю ответственность за всё происходящее. Может говорить об общении, но встречаться только с подтверждением собственной картины мира. Именно эти расхождения становятся предметом исследования.</w:t>
       </w:r>
     </w:p>
     <w:p>

--- a/docs/exposition/downloads/CTM_analysis_ru.docx
+++ b/docs/exposition/downloads/CTM_analysis_ru.docx
@@ -1725,18 +1725,12 @@
     </w:p>
     <w:p>
       <w:r>
-        <w:rPr>
-          <w:b w:val="0"/>
-        </w:rPr>
-        <w:t>Главный богословский принцип состоит в том, что действие Бога не должно мыслиться как конкурент человеческого действия. Если благодать исцеляет человеческую природу, результатом становится более полная способность человека отвечать, а не исчезновение автора ответа.</w:t>
-      </w:r>
-    </w:p>
-    <w:p>
-      <w:r>
-        <w:rPr>
-          <w:b w:val="0"/>
-        </w:rPr>
-        <w:t>Однако этим сформулирован принцип совместимости, а не исчерпывающая теория синергии. Как соотносятся божественное действие и человеческая причинность в конкретном свободном акте? Где различаются природная способность, благодатное исцеление и личное принятие? Автор оставляет эти вопросы открытыми. Поэтому нельзя ни объявлять благодать отсутствующей в ХТТ, ни считать проблему полностью решённой.</w:t>
+        <w:t>В ХТТ благодать изначально предполагается как условие возможности человеческого выбора и собственного ответа. В «Интерпретационном условии» ХТТ I это прямо относится ко всем положениям о выборе и способности субъекта занимать определённую позицию. Поэтому человеческое авторство рассматривается как осуществляемое благодаря дарованной и исцеляемой Богом способности действовать. Действие Бога не должно мыслиться как конкурент человеческого действия: исцеление природы означает более полную способность человека отвечать, а не исчезновение автора ответа. [ХТТ I, «Интерпретационное условие»; ХТТ III, «В поисках пневматологии», §14.]</w:t>
+      </w:r>
+    </w:p>
+    <w:p>
+      <w:r>
+        <w:t>При этом благодатная возможность человеческого авторства не означает благодатной определённости каждого ответа: человек способен дать ложный, разрушительный и греховный ответ, за содержание которого несёт ответственность. Таким образом, место благодати как условия возможности ответа в ХТТ определено. Открытой остаётся исчерпывающая теория соотношения Божественного действия и человеческой причинности в конкретном свободном акте, включая различение природной способности, благодатного исцеления и личного принятия. Эта граница прямо обозначена автором и не отменяет уже установленного основания. [ХТТ III, «В поисках пневматологии», §§14, 18.]</w:t>
       </w:r>
     </w:p>
     <w:p>

--- a/docs/exposition/downloads/CTM_analysis_ru.docx
+++ b/docs/exposition/downloads/CTM_analysis_ru.docx
@@ -1725,7 +1725,7 @@
     </w:p>
     <w:p>
       <w:r>
-        <w:t>В ХТТ благодать изначально предполагается как условие возможности человеческого выбора и собственного ответа. В «Интерпретационном условии» ХТТ I это прямо относится ко всем положениям о выборе и способности субъекта занимать определённую позицию. Поэтому человеческое авторство рассматривается как осуществляемое благодаря дарованной и исцеляемой Богом способности действовать. Действие Бога не должно мыслиться как конкурент человеческого действия: исцеление природы означает более полную способность человека отвечать, а не исчезновение автора ответа. [ХТТ I, «Интерпретационное условие»; ХТТ III, «В поисках пневматологии», §14.]</w:t>
+        <w:t>В ХТТ благодать рассматривается как дарованный Троичным Персональным Богом горизонт, в котором становятся возможными свобода, человечность и собственный ответ человека. Эта формулировка уточнена автором при подготовке настоящего изложения. Не распознавая и не осваивая дарованный Троичным Персональным Богом горизонт свободы и человечности, человек рискует терять уже достигнутую человеческую (персональную) субъектность. Основание этого уточнения содержится в «Интерпретационном условии» ХТТ I: благодать предполагается как условие возможности выбора во всех положениях о выборе и способности субъекта занимать определённую позицию. Поэтому человеческое авторство рассматривается как осуществляемое благодаря дарованной и исцеляемой Богом способности действовать. Действие Бога не должно мыслиться как конкурент человеческого действия: исцеление природы означает более полную способность человека отвечать, а не исчезновение автора ответа. [ХТТ I, «Интерпретационное условие»; ХТТ III, «В поисках пневматологии», §14.]</w:t>
       </w:r>
     </w:p>
     <w:p>
